--- a/Schulabschluss_DataStory_Dokumentation.docx
+++ b/Schulabschluss_DataStory_Dokumentation.docx
@@ -3327,7 +3327,7 @@
       <w:r>
         <w:drawing>
           <wp:inline xmlns:a="http://schemas.openxmlformats.org/drawingml/2006/main" xmlns:pic="http://schemas.openxmlformats.org/drawingml/2006/picture">
-            <wp:extent cx="5549556" cy="3931919"/>
+            <wp:extent cx="5760720" cy="2204436"/>
             <wp:docPr id="7" name="Picture 7"/>
             <wp:cNvGraphicFramePr>
               <a:graphicFrameLocks noChangeAspect="1"/>
@@ -3348,7 +3348,7 @@
                   <pic:spPr>
                     <a:xfrm>
                       <a:off x="0" y="0"/>
-                      <a:ext cx="5549556" cy="3931919"/>
+                      <a:ext cx="5760720" cy="2204436"/>
                     </a:xfrm>
                     <a:prstGeom prst="rect"/>
                   </pic:spPr>
@@ -4315,6 +4315,21 @@
       </w:r>
     </w:p>
     <w:p>
+      <w:r>
+        <w:rPr>
+          <w:b/>
+          <w:sz w:val="22"/>
+        </w:rPr>
+        <w:t xml:space="preserve">Aggregatebene (ökologischer Fehlschluss): </w:t>
+      </w:r>
+      <w:r>
+        <w:rPr>
+          <w:sz w:val="22"/>
+        </w:rPr>
+        <w:t>Alle Auswertungen liegen auf Gebietsebene (Bundesland bzw. Kreis) vor. Ein Zusammenhang zwischen Regionen darf nicht auf Einzelpersonen übertragen werden – dass in einkommensschwächeren Kreisen mehr Jugendliche ohne Abschluss bleiben, ist eine Aussage über Kreise, nicht über einzelne Schülerinnen und Schüler (ökologischer Fehlschluss). Der Risiko-Score (LF9) ist bewusst als regionaler Strukturindikator formuliert, nicht als individuelle Prognose. Aggregatzusammenhänge können sich auf Individualebene abschwächen oder umkehren (Simpson-Paradoxon) – genau das zeigt LF8 mit den Stadtstaaten.</w:t>
+      </w:r>
+    </w:p>
+    <w:p>
       <w:pPr>
         <w:pStyle w:val="Heading1"/>
       </w:pPr>

--- a/Schulabschluss_DataStory_Dokumentation.docx
+++ b/Schulabschluss_DataStory_Dokumentation.docx
@@ -2980,7 +2980,7 @@
       <w:r>
         <w:drawing>
           <wp:inline xmlns:a="http://schemas.openxmlformats.org/drawingml/2006/main" xmlns:pic="http://schemas.openxmlformats.org/drawingml/2006/picture">
-            <wp:extent cx="5760720" cy="3666671"/>
+            <wp:extent cx="5760720" cy="3671499"/>
             <wp:docPr id="4" name="Picture 4"/>
             <wp:cNvGraphicFramePr>
               <a:graphicFrameLocks noChangeAspect="1"/>
@@ -3001,7 +3001,7 @@
                   <pic:spPr>
                     <a:xfrm>
                       <a:off x="0" y="0"/>
-                      <a:ext cx="5760720" cy="3666671"/>
+                      <a:ext cx="5760720" cy="3671499"/>
                     </a:xfrm>
                     <a:prstGeom prst="rect"/>
                   </pic:spPr>
@@ -3674,7 +3674,7 @@
       <w:r>
         <w:drawing>
           <wp:inline xmlns:a="http://schemas.openxmlformats.org/drawingml/2006/main" xmlns:pic="http://schemas.openxmlformats.org/drawingml/2006/picture">
-            <wp:extent cx="5760720" cy="3076389"/>
+            <wp:extent cx="5760720" cy="3076224"/>
             <wp:docPr id="10" name="Picture 10"/>
             <wp:cNvGraphicFramePr>
               <a:graphicFrameLocks noChangeAspect="1"/>
@@ -3695,7 +3695,7 @@
                   <pic:spPr>
                     <a:xfrm>
                       <a:off x="0" y="0"/>
-                      <a:ext cx="5760720" cy="3076389"/>
+                      <a:ext cx="5760720" cy="3076224"/>
                     </a:xfrm>
                     <a:prstGeom prst="rect"/>
                   </pic:spPr>

--- a/Schulabschluss_DataStory_Dokumentation.docx
+++ b/Schulabschluss_DataStory_Dokumentation.docx
@@ -2766,7 +2766,7 @@
       <w:r>
         <w:drawing>
           <wp:inline xmlns:a="http://schemas.openxmlformats.org/drawingml/2006/main" xmlns:pic="http://schemas.openxmlformats.org/drawingml/2006/picture">
-            <wp:extent cx="5760720" cy="2469727"/>
+            <wp:extent cx="5760720" cy="3199120"/>
             <wp:docPr id="2" name="Picture 2"/>
             <wp:cNvGraphicFramePr>
               <a:graphicFrameLocks noChangeAspect="1"/>
@@ -2787,7 +2787,7 @@
                   <pic:spPr>
                     <a:xfrm>
                       <a:off x="0" y="0"/>
-                      <a:ext cx="5760720" cy="2469727"/>
+                      <a:ext cx="5760720" cy="3199120"/>
                     </a:xfrm>
                     <a:prstGeom prst="rect"/>
                   </pic:spPr>
@@ -2873,7 +2873,7 @@
       <w:r>
         <w:drawing>
           <wp:inline xmlns:a="http://schemas.openxmlformats.org/drawingml/2006/main" xmlns:pic="http://schemas.openxmlformats.org/drawingml/2006/picture">
-            <wp:extent cx="5760720" cy="3131358"/>
+            <wp:extent cx="5760720" cy="3237525"/>
             <wp:docPr id="3" name="Picture 3"/>
             <wp:cNvGraphicFramePr>
               <a:graphicFrameLocks noChangeAspect="1"/>
@@ -2894,7 +2894,7 @@
                   <pic:spPr>
                     <a:xfrm>
                       <a:off x="0" y="0"/>
-                      <a:ext cx="5760720" cy="3131358"/>
+                      <a:ext cx="5760720" cy="3237525"/>
                     </a:xfrm>
                     <a:prstGeom prst="rect"/>
                   </pic:spPr>
@@ -2980,7 +2980,7 @@
       <w:r>
         <w:drawing>
           <wp:inline xmlns:a="http://schemas.openxmlformats.org/drawingml/2006/main" xmlns:pic="http://schemas.openxmlformats.org/drawingml/2006/picture">
-            <wp:extent cx="5760720" cy="3671499"/>
+            <wp:extent cx="5760720" cy="3802075"/>
             <wp:docPr id="4" name="Picture 4"/>
             <wp:cNvGraphicFramePr>
               <a:graphicFrameLocks noChangeAspect="1"/>
@@ -3001,7 +3001,7 @@
                   <pic:spPr>
                     <a:xfrm>
                       <a:off x="0" y="0"/>
-                      <a:ext cx="5760720" cy="3671499"/>
+                      <a:ext cx="5760720" cy="3802075"/>
                     </a:xfrm>
                     <a:prstGeom prst="rect"/>
                   </pic:spPr>
@@ -3098,7 +3098,7 @@
       <w:r>
         <w:drawing>
           <wp:inline xmlns:a="http://schemas.openxmlformats.org/drawingml/2006/main" xmlns:pic="http://schemas.openxmlformats.org/drawingml/2006/picture">
-            <wp:extent cx="5760720" cy="3730051"/>
+            <wp:extent cx="5760720" cy="3237525"/>
             <wp:docPr id="5" name="Picture 5"/>
             <wp:cNvGraphicFramePr>
               <a:graphicFrameLocks noChangeAspect="1"/>
@@ -3119,7 +3119,7 @@
                   <pic:spPr>
                     <a:xfrm>
                       <a:off x="0" y="0"/>
-                      <a:ext cx="5760720" cy="3730051"/>
+                      <a:ext cx="5760720" cy="3237525"/>
                     </a:xfrm>
                     <a:prstGeom prst="rect"/>
                   </pic:spPr>
@@ -3220,7 +3220,7 @@
       <w:r>
         <w:drawing>
           <wp:inline xmlns:a="http://schemas.openxmlformats.org/drawingml/2006/main" xmlns:pic="http://schemas.openxmlformats.org/drawingml/2006/picture">
-            <wp:extent cx="5760720" cy="2600693"/>
+            <wp:extent cx="5760720" cy="3237525"/>
             <wp:docPr id="6" name="Picture 6"/>
             <wp:cNvGraphicFramePr>
               <a:graphicFrameLocks noChangeAspect="1"/>
@@ -3241,7 +3241,7 @@
                   <pic:spPr>
                     <a:xfrm>
                       <a:off x="0" y="0"/>
-                      <a:ext cx="5760720" cy="2600693"/>
+                      <a:ext cx="5760720" cy="3237525"/>
                     </a:xfrm>
                     <a:prstGeom prst="rect"/>
                   </pic:spPr>
@@ -3327,7 +3327,7 @@
       <w:r>
         <w:drawing>
           <wp:inline xmlns:a="http://schemas.openxmlformats.org/drawingml/2006/main" xmlns:pic="http://schemas.openxmlformats.org/drawingml/2006/picture">
-            <wp:extent cx="5760720" cy="2204436"/>
+            <wp:extent cx="5760720" cy="3252887"/>
             <wp:docPr id="7" name="Picture 7"/>
             <wp:cNvGraphicFramePr>
               <a:graphicFrameLocks noChangeAspect="1"/>
@@ -3348,7 +3348,7 @@
                   <pic:spPr>
                     <a:xfrm>
                       <a:off x="0" y="0"/>
-                      <a:ext cx="5760720" cy="2204436"/>
+                      <a:ext cx="5760720" cy="3252887"/>
                     </a:xfrm>
                     <a:prstGeom prst="rect"/>
                   </pic:spPr>
@@ -3445,7 +3445,7 @@
       <w:r>
         <w:drawing>
           <wp:inline xmlns:a="http://schemas.openxmlformats.org/drawingml/2006/main" xmlns:pic="http://schemas.openxmlformats.org/drawingml/2006/picture">
-            <wp:extent cx="5760720" cy="3723596"/>
+            <wp:extent cx="5760720" cy="3456432"/>
             <wp:docPr id="8" name="Picture 8"/>
             <wp:cNvGraphicFramePr>
               <a:graphicFrameLocks noChangeAspect="1"/>
@@ -3466,7 +3466,7 @@
                   <pic:spPr>
                     <a:xfrm>
                       <a:off x="0" y="0"/>
-                      <a:ext cx="5760720" cy="3723596"/>
+                      <a:ext cx="5760720" cy="3456432"/>
                     </a:xfrm>
                     <a:prstGeom prst="rect"/>
                   </pic:spPr>
@@ -3552,7 +3552,7 @@
       <w:r>
         <w:drawing>
           <wp:inline xmlns:a="http://schemas.openxmlformats.org/drawingml/2006/main" xmlns:pic="http://schemas.openxmlformats.org/drawingml/2006/picture">
-            <wp:extent cx="5760720" cy="2943908"/>
+            <wp:extent cx="5760720" cy="3410346"/>
             <wp:docPr id="9" name="Picture 9"/>
             <wp:cNvGraphicFramePr>
               <a:graphicFrameLocks noChangeAspect="1"/>
@@ -3573,7 +3573,7 @@
                   <pic:spPr>
                     <a:xfrm>
                       <a:off x="0" y="0"/>
-                      <a:ext cx="5760720" cy="2943908"/>
+                      <a:ext cx="5760720" cy="3410346"/>
                     </a:xfrm>
                     <a:prstGeom prst="rect"/>
                   </pic:spPr>
@@ -3674,7 +3674,7 @@
       <w:r>
         <w:drawing>
           <wp:inline xmlns:a="http://schemas.openxmlformats.org/drawingml/2006/main" xmlns:pic="http://schemas.openxmlformats.org/drawingml/2006/picture">
-            <wp:extent cx="5760720" cy="3076224"/>
+            <wp:extent cx="5760720" cy="3237525"/>
             <wp:docPr id="10" name="Picture 10"/>
             <wp:cNvGraphicFramePr>
               <a:graphicFrameLocks noChangeAspect="1"/>
@@ -3695,7 +3695,7 @@
                   <pic:spPr>
                     <a:xfrm>
                       <a:off x="0" y="0"/>
-                      <a:ext cx="5760720" cy="3076224"/>
+                      <a:ext cx="5760720" cy="3237525"/>
                     </a:xfrm>
                     <a:prstGeom prst="rect"/>
                   </pic:spPr>

--- a/Schulabschluss_DataStory_Dokumentation.docx
+++ b/Schulabschluss_DataStory_Dokumentation.docx
@@ -2766,7 +2766,7 @@
       <w:r>
         <w:drawing>
           <wp:inline xmlns:a="http://schemas.openxmlformats.org/drawingml/2006/main" xmlns:pic="http://schemas.openxmlformats.org/drawingml/2006/picture">
-            <wp:extent cx="5760720" cy="3199120"/>
+            <wp:extent cx="5760720" cy="3798235"/>
             <wp:docPr id="2" name="Picture 2"/>
             <wp:cNvGraphicFramePr>
               <a:graphicFrameLocks noChangeAspect="1"/>
@@ -2787,7 +2787,7 @@
                   <pic:spPr>
                     <a:xfrm>
                       <a:off x="0" y="0"/>
-                      <a:ext cx="5760720" cy="3199120"/>
+                      <a:ext cx="5760720" cy="3798235"/>
                     </a:xfrm>
                     <a:prstGeom prst="rect"/>
                   </pic:spPr>
@@ -2873,7 +2873,7 @@
       <w:r>
         <w:drawing>
           <wp:inline xmlns:a="http://schemas.openxmlformats.org/drawingml/2006/main" xmlns:pic="http://schemas.openxmlformats.org/drawingml/2006/picture">
-            <wp:extent cx="5760720" cy="3237525"/>
+            <wp:extent cx="5760720" cy="3260568"/>
             <wp:docPr id="3" name="Picture 3"/>
             <wp:cNvGraphicFramePr>
               <a:graphicFrameLocks noChangeAspect="1"/>
@@ -2894,7 +2894,7 @@
                   <pic:spPr>
                     <a:xfrm>
                       <a:off x="0" y="0"/>
-                      <a:ext cx="5760720" cy="3237525"/>
+                      <a:ext cx="5760720" cy="3260568"/>
                     </a:xfrm>
                     <a:prstGeom prst="rect"/>
                   </pic:spPr>
@@ -2980,7 +2980,7 @@
       <w:r>
         <w:drawing>
           <wp:inline xmlns:a="http://schemas.openxmlformats.org/drawingml/2006/main" xmlns:pic="http://schemas.openxmlformats.org/drawingml/2006/picture">
-            <wp:extent cx="5760720" cy="3802075"/>
+            <wp:extent cx="5760720" cy="3706063"/>
             <wp:docPr id="4" name="Picture 4"/>
             <wp:cNvGraphicFramePr>
               <a:graphicFrameLocks noChangeAspect="1"/>
@@ -3001,7 +3001,7 @@
                   <pic:spPr>
                     <a:xfrm>
                       <a:off x="0" y="0"/>
-                      <a:ext cx="5760720" cy="3802075"/>
+                      <a:ext cx="5760720" cy="3706063"/>
                     </a:xfrm>
                     <a:prstGeom prst="rect"/>
                   </pic:spPr>
@@ -3327,7 +3327,7 @@
       <w:r>
         <w:drawing>
           <wp:inline xmlns:a="http://schemas.openxmlformats.org/drawingml/2006/main" xmlns:pic="http://schemas.openxmlformats.org/drawingml/2006/picture">
-            <wp:extent cx="5760720" cy="3252887"/>
+            <wp:extent cx="5760720" cy="3275929"/>
             <wp:docPr id="7" name="Picture 7"/>
             <wp:cNvGraphicFramePr>
               <a:graphicFrameLocks noChangeAspect="1"/>
@@ -3348,7 +3348,7 @@
                   <pic:spPr>
                     <a:xfrm>
                       <a:off x="0" y="0"/>
-                      <a:ext cx="5760720" cy="3252887"/>
+                      <a:ext cx="5760720" cy="3275929"/>
                     </a:xfrm>
                     <a:prstGeom prst="rect"/>
                   </pic:spPr>
@@ -3552,7 +3552,7 @@
       <w:r>
         <w:drawing>
           <wp:inline xmlns:a="http://schemas.openxmlformats.org/drawingml/2006/main" xmlns:pic="http://schemas.openxmlformats.org/drawingml/2006/picture">
-            <wp:extent cx="5760720" cy="3410346"/>
+            <wp:extent cx="4802833" cy="3931919"/>
             <wp:docPr id="9" name="Picture 9"/>
             <wp:cNvGraphicFramePr>
               <a:graphicFrameLocks noChangeAspect="1"/>
@@ -3573,7 +3573,7 @@
                   <pic:spPr>
                     <a:xfrm>
                       <a:off x="0" y="0"/>
-                      <a:ext cx="5760720" cy="3410346"/>
+                      <a:ext cx="4802833" cy="3931919"/>
                     </a:xfrm>
                     <a:prstGeom prst="rect"/>
                   </pic:spPr>
@@ -3674,7 +3674,7 @@
       <w:r>
         <w:drawing>
           <wp:inline xmlns:a="http://schemas.openxmlformats.org/drawingml/2006/main" xmlns:pic="http://schemas.openxmlformats.org/drawingml/2006/picture">
-            <wp:extent cx="5760720" cy="3237525"/>
+            <wp:extent cx="5760720" cy="3260568"/>
             <wp:docPr id="10" name="Picture 10"/>
             <wp:cNvGraphicFramePr>
               <a:graphicFrameLocks noChangeAspect="1"/>
@@ -3695,7 +3695,7 @@
                   <pic:spPr>
                     <a:xfrm>
                       <a:off x="0" y="0"/>
-                      <a:ext cx="5760720" cy="3237525"/>
+                      <a:ext cx="5760720" cy="3260568"/>
                     </a:xfrm>
                     <a:prstGeom prst="rect"/>
                   </pic:spPr>

--- a/Schulabschluss_DataStory_Dokumentation.docx
+++ b/Schulabschluss_DataStory_Dokumentation.docx
@@ -2766,7 +2766,7 @@
       <w:r>
         <w:drawing>
           <wp:inline xmlns:a="http://schemas.openxmlformats.org/drawingml/2006/main" xmlns:pic="http://schemas.openxmlformats.org/drawingml/2006/picture">
-            <wp:extent cx="5760720" cy="3798235"/>
+            <wp:extent cx="5760720" cy="3752149"/>
             <wp:docPr id="2" name="Picture 2"/>
             <wp:cNvGraphicFramePr>
               <a:graphicFrameLocks noChangeAspect="1"/>
@@ -2787,7 +2787,7 @@
                   <pic:spPr>
                     <a:xfrm>
                       <a:off x="0" y="0"/>
-                      <a:ext cx="5760720" cy="3798235"/>
+                      <a:ext cx="5760720" cy="3752149"/>
                     </a:xfrm>
                     <a:prstGeom prst="rect"/>
                   </pic:spPr>
@@ -2873,7 +2873,7 @@
       <w:r>
         <w:drawing>
           <wp:inline xmlns:a="http://schemas.openxmlformats.org/drawingml/2006/main" xmlns:pic="http://schemas.openxmlformats.org/drawingml/2006/picture">
-            <wp:extent cx="5760720" cy="3260568"/>
+            <wp:extent cx="5760720" cy="3291291"/>
             <wp:docPr id="3" name="Picture 3"/>
             <wp:cNvGraphicFramePr>
               <a:graphicFrameLocks noChangeAspect="1"/>
@@ -2894,7 +2894,7 @@
                   <pic:spPr>
                     <a:xfrm>
                       <a:off x="0" y="0"/>
-                      <a:ext cx="5760720" cy="3260568"/>
+                      <a:ext cx="5760720" cy="3291291"/>
                     </a:xfrm>
                     <a:prstGeom prst="rect"/>
                   </pic:spPr>
@@ -2980,7 +2980,7 @@
       <w:r>
         <w:drawing>
           <wp:inline xmlns:a="http://schemas.openxmlformats.org/drawingml/2006/main" xmlns:pic="http://schemas.openxmlformats.org/drawingml/2006/picture">
-            <wp:extent cx="5760720" cy="3706063"/>
+            <wp:extent cx="5760720" cy="3752149"/>
             <wp:docPr id="4" name="Picture 4"/>
             <wp:cNvGraphicFramePr>
               <a:graphicFrameLocks noChangeAspect="1"/>
@@ -3001,7 +3001,7 @@
                   <pic:spPr>
                     <a:xfrm>
                       <a:off x="0" y="0"/>
-                      <a:ext cx="5760720" cy="3706063"/>
+                      <a:ext cx="5760720" cy="3752149"/>
                     </a:xfrm>
                     <a:prstGeom prst="rect"/>
                   </pic:spPr>
@@ -3098,7 +3098,7 @@
       <w:r>
         <w:drawing>
           <wp:inline xmlns:a="http://schemas.openxmlformats.org/drawingml/2006/main" xmlns:pic="http://schemas.openxmlformats.org/drawingml/2006/picture">
-            <wp:extent cx="5760720" cy="3237525"/>
+            <wp:extent cx="5760720" cy="3291291"/>
             <wp:docPr id="5" name="Picture 5"/>
             <wp:cNvGraphicFramePr>
               <a:graphicFrameLocks noChangeAspect="1"/>
@@ -3119,7 +3119,7 @@
                   <pic:spPr>
                     <a:xfrm>
                       <a:off x="0" y="0"/>
-                      <a:ext cx="5760720" cy="3237525"/>
+                      <a:ext cx="5760720" cy="3291291"/>
                     </a:xfrm>
                     <a:prstGeom prst="rect"/>
                   </pic:spPr>
@@ -3220,7 +3220,7 @@
       <w:r>
         <w:drawing>
           <wp:inline xmlns:a="http://schemas.openxmlformats.org/drawingml/2006/main" xmlns:pic="http://schemas.openxmlformats.org/drawingml/2006/picture">
-            <wp:extent cx="5760720" cy="3237525"/>
+            <wp:extent cx="5760720" cy="3291291"/>
             <wp:docPr id="6" name="Picture 6"/>
             <wp:cNvGraphicFramePr>
               <a:graphicFrameLocks noChangeAspect="1"/>
@@ -3241,7 +3241,7 @@
                   <pic:spPr>
                     <a:xfrm>
                       <a:off x="0" y="0"/>
-                      <a:ext cx="5760720" cy="3237525"/>
+                      <a:ext cx="5760720" cy="3291291"/>
                     </a:xfrm>
                     <a:prstGeom prst="rect"/>
                   </pic:spPr>
@@ -3327,7 +3327,7 @@
       <w:r>
         <w:drawing>
           <wp:inline xmlns:a="http://schemas.openxmlformats.org/drawingml/2006/main" xmlns:pic="http://schemas.openxmlformats.org/drawingml/2006/picture">
-            <wp:extent cx="5760720" cy="3275929"/>
+            <wp:extent cx="5760720" cy="3306653"/>
             <wp:docPr id="7" name="Picture 7"/>
             <wp:cNvGraphicFramePr>
               <a:graphicFrameLocks noChangeAspect="1"/>
@@ -3348,7 +3348,7 @@
                   <pic:spPr>
                     <a:xfrm>
                       <a:off x="0" y="0"/>
-                      <a:ext cx="5760720" cy="3275929"/>
+                      <a:ext cx="5760720" cy="3306653"/>
                     </a:xfrm>
                     <a:prstGeom prst="rect"/>
                   </pic:spPr>
@@ -3445,7 +3445,7 @@
       <w:r>
         <w:drawing>
           <wp:inline xmlns:a="http://schemas.openxmlformats.org/drawingml/2006/main" xmlns:pic="http://schemas.openxmlformats.org/drawingml/2006/picture">
-            <wp:extent cx="5760720" cy="3456432"/>
+            <wp:extent cx="5760720" cy="3575487"/>
             <wp:docPr id="8" name="Picture 8"/>
             <wp:cNvGraphicFramePr>
               <a:graphicFrameLocks noChangeAspect="1"/>
@@ -3466,7 +3466,7 @@
                   <pic:spPr>
                     <a:xfrm>
                       <a:off x="0" y="0"/>
-                      <a:ext cx="5760720" cy="3456432"/>
+                      <a:ext cx="5760720" cy="3575487"/>
                     </a:xfrm>
                     <a:prstGeom prst="rect"/>
                   </pic:spPr>
@@ -3552,7 +3552,7 @@
       <w:r>
         <w:drawing>
           <wp:inline xmlns:a="http://schemas.openxmlformats.org/drawingml/2006/main" xmlns:pic="http://schemas.openxmlformats.org/drawingml/2006/picture">
-            <wp:extent cx="4802833" cy="3931919"/>
+            <wp:extent cx="5760720" cy="3752149"/>
             <wp:docPr id="9" name="Picture 9"/>
             <wp:cNvGraphicFramePr>
               <a:graphicFrameLocks noChangeAspect="1"/>
@@ -3573,7 +3573,7 @@
                   <pic:spPr>
                     <a:xfrm>
                       <a:off x="0" y="0"/>
-                      <a:ext cx="4802833" cy="3931919"/>
+                      <a:ext cx="5760720" cy="3752149"/>
                     </a:xfrm>
                     <a:prstGeom prst="rect"/>
                   </pic:spPr>
@@ -3674,7 +3674,7 @@
       <w:r>
         <w:drawing>
           <wp:inline xmlns:a="http://schemas.openxmlformats.org/drawingml/2006/main" xmlns:pic="http://schemas.openxmlformats.org/drawingml/2006/picture">
-            <wp:extent cx="5760720" cy="3260568"/>
+            <wp:extent cx="5760720" cy="3291291"/>
             <wp:docPr id="10" name="Picture 10"/>
             <wp:cNvGraphicFramePr>
               <a:graphicFrameLocks noChangeAspect="1"/>
@@ -3695,7 +3695,7 @@
                   <pic:spPr>
                     <a:xfrm>
                       <a:off x="0" y="0"/>
-                      <a:ext cx="5760720" cy="3260568"/>
+                      <a:ext cx="5760720" cy="3291291"/>
                     </a:xfrm>
                     <a:prstGeom prst="rect"/>
                   </pic:spPr>

--- a/Schulabschluss_DataStory_Dokumentation.docx
+++ b/Schulabschluss_DataStory_Dokumentation.docx
@@ -2766,7 +2766,7 @@
       <w:r>
         <w:drawing>
           <wp:inline xmlns:a="http://schemas.openxmlformats.org/drawingml/2006/main" xmlns:pic="http://schemas.openxmlformats.org/drawingml/2006/picture">
-            <wp:extent cx="5760720" cy="3752149"/>
+            <wp:extent cx="5760720" cy="3763670"/>
             <wp:docPr id="2" name="Picture 2"/>
             <wp:cNvGraphicFramePr>
               <a:graphicFrameLocks noChangeAspect="1"/>
@@ -2787,7 +2787,7 @@
                   <pic:spPr>
                     <a:xfrm>
                       <a:off x="0" y="0"/>
-                      <a:ext cx="5760720" cy="3752149"/>
+                      <a:ext cx="5760720" cy="3763670"/>
                     </a:xfrm>
                     <a:prstGeom prst="rect"/>
                   </pic:spPr>
@@ -2808,7 +2808,7 @@
           <w:color w:val="666666"/>
           <w:sz w:val="18"/>
         </w:rPr>
-        <w:t>Abb. 2 (LF1): Berichtsseite LF1 – Anteil ohne Hauptschulabschluss je Bundesland: Balken-Rangliste, Deutschlandkarte auf Bundeslandebene (Blasengröße = Quote) sowie Land- und Stadtstaat-Slicer.</w:t>
+        <w:t>Abb. 2 (LF1): Berichtsseite LF1 – Anteil ohne Hauptschulabschluss je Bundesland: Balken-Rangliste 2023/24 (Spitzenreiter Sachsen-Anhalt hervorgehoben) und Zwei-Jahres-Trend als Linien, dazu ein Schuljahr-Slicer.</w:t>
       </w:r>
     </w:p>
     <w:p>
@@ -2873,7 +2873,7 @@
       <w:r>
         <w:drawing>
           <wp:inline xmlns:a="http://schemas.openxmlformats.org/drawingml/2006/main" xmlns:pic="http://schemas.openxmlformats.org/drawingml/2006/picture">
-            <wp:extent cx="5760720" cy="3291291"/>
+            <wp:extent cx="5760720" cy="3298972"/>
             <wp:docPr id="3" name="Picture 3"/>
             <wp:cNvGraphicFramePr>
               <a:graphicFrameLocks noChangeAspect="1"/>
@@ -2894,7 +2894,7 @@
                   <pic:spPr>
                     <a:xfrm>
                       <a:off x="0" y="0"/>
-                      <a:ext cx="5760720" cy="3291291"/>
+                      <a:ext cx="5760720" cy="3298972"/>
                     </a:xfrm>
                     <a:prstGeom prst="rect"/>
                   </pic:spPr>
@@ -2915,7 +2915,7 @@
           <w:color w:val="666666"/>
           <w:sz w:val="18"/>
         </w:rPr>
-        <w:t>Abb. 3 (LF2): Berichtsseite LF2 – Kreis-Hotspots ohne Hauptschulabschluss: Balken-Rangliste, interaktive Deutschlandkarte (Blasengröße = Quote ohne HSA je Kreis) sowie Slicer für Bundesland und Ost/West.</w:t>
+        <w:t>Abb. 3 (LF2): Berichtsseite LF2 – Kreis-Hotspots ohne Hauptschulabschluss: Balken-Rangliste, interaktive Deutschlandkarte (Blasengröße = Quote ohne HSA je Kreis); der Spitzenreiter Anhalt-Bitterfeld ist im Balken hervorgehoben.</w:t>
       </w:r>
     </w:p>
     <w:p>
@@ -2980,7 +2980,7 @@
       <w:r>
         <w:drawing>
           <wp:inline xmlns:a="http://schemas.openxmlformats.org/drawingml/2006/main" xmlns:pic="http://schemas.openxmlformats.org/drawingml/2006/picture">
-            <wp:extent cx="5760720" cy="3752149"/>
+            <wp:extent cx="5760720" cy="3759830"/>
             <wp:docPr id="4" name="Picture 4"/>
             <wp:cNvGraphicFramePr>
               <a:graphicFrameLocks noChangeAspect="1"/>
@@ -3001,7 +3001,7 @@
                   <pic:spPr>
                     <a:xfrm>
                       <a:off x="0" y="0"/>
-                      <a:ext cx="5760720" cy="3752149"/>
+                      <a:ext cx="5760720" cy="3759830"/>
                     </a:xfrm>
                     <a:prstGeom prst="rect"/>
                   </pic:spPr>
@@ -3098,7 +3098,7 @@
       <w:r>
         <w:drawing>
           <wp:inline xmlns:a="http://schemas.openxmlformats.org/drawingml/2006/main" xmlns:pic="http://schemas.openxmlformats.org/drawingml/2006/picture">
-            <wp:extent cx="5760720" cy="3291291"/>
+            <wp:extent cx="5760720" cy="3763670"/>
             <wp:docPr id="5" name="Picture 5"/>
             <wp:cNvGraphicFramePr>
               <a:graphicFrameLocks noChangeAspect="1"/>
@@ -3119,7 +3119,7 @@
                   <pic:spPr>
                     <a:xfrm>
                       <a:off x="0" y="0"/>
-                      <a:ext cx="5760720" cy="3291291"/>
+                      <a:ext cx="5760720" cy="3763670"/>
                     </a:xfrm>
                     <a:prstGeom prst="rect"/>
                   </pic:spPr>
@@ -3220,7 +3220,7 @@
       <w:r>
         <w:drawing>
           <wp:inline xmlns:a="http://schemas.openxmlformats.org/drawingml/2006/main" xmlns:pic="http://schemas.openxmlformats.org/drawingml/2006/picture">
-            <wp:extent cx="5760720" cy="3291291"/>
+            <wp:extent cx="5760720" cy="3298972"/>
             <wp:docPr id="6" name="Picture 6"/>
             <wp:cNvGraphicFramePr>
               <a:graphicFrameLocks noChangeAspect="1"/>
@@ -3241,7 +3241,7 @@
                   <pic:spPr>
                     <a:xfrm>
                       <a:off x="0" y="0"/>
-                      <a:ext cx="5760720" cy="3291291"/>
+                      <a:ext cx="5760720" cy="3298972"/>
                     </a:xfrm>
                     <a:prstGeom prst="rect"/>
                   </pic:spPr>
@@ -3327,7 +3327,7 @@
       <w:r>
         <w:drawing>
           <wp:inline xmlns:a="http://schemas.openxmlformats.org/drawingml/2006/main" xmlns:pic="http://schemas.openxmlformats.org/drawingml/2006/picture">
-            <wp:extent cx="5760720" cy="3306653"/>
+            <wp:extent cx="5760720" cy="3314334"/>
             <wp:docPr id="7" name="Picture 7"/>
             <wp:cNvGraphicFramePr>
               <a:graphicFrameLocks noChangeAspect="1"/>
@@ -3348,7 +3348,7 @@
                   <pic:spPr>
                     <a:xfrm>
                       <a:off x="0" y="0"/>
-                      <a:ext cx="5760720" cy="3306653"/>
+                      <a:ext cx="5760720" cy="3314334"/>
                     </a:xfrm>
                     <a:prstGeom prst="rect"/>
                   </pic:spPr>
@@ -3445,7 +3445,7 @@
       <w:r>
         <w:drawing>
           <wp:inline xmlns:a="http://schemas.openxmlformats.org/drawingml/2006/main" xmlns:pic="http://schemas.openxmlformats.org/drawingml/2006/picture">
-            <wp:extent cx="5760720" cy="3575487"/>
+            <wp:extent cx="5760720" cy="3587008"/>
             <wp:docPr id="8" name="Picture 8"/>
             <wp:cNvGraphicFramePr>
               <a:graphicFrameLocks noChangeAspect="1"/>
@@ -3466,7 +3466,7 @@
                   <pic:spPr>
                     <a:xfrm>
                       <a:off x="0" y="0"/>
-                      <a:ext cx="5760720" cy="3575487"/>
+                      <a:ext cx="5760720" cy="3587008"/>
                     </a:xfrm>
                     <a:prstGeom prst="rect"/>
                   </pic:spPr>
@@ -3552,7 +3552,7 @@
       <w:r>
         <w:drawing>
           <wp:inline xmlns:a="http://schemas.openxmlformats.org/drawingml/2006/main" xmlns:pic="http://schemas.openxmlformats.org/drawingml/2006/picture">
-            <wp:extent cx="5760720" cy="3752149"/>
+            <wp:extent cx="5760720" cy="3759830"/>
             <wp:docPr id="9" name="Picture 9"/>
             <wp:cNvGraphicFramePr>
               <a:graphicFrameLocks noChangeAspect="1"/>
@@ -3573,7 +3573,7 @@
                   <pic:spPr>
                     <a:xfrm>
                       <a:off x="0" y="0"/>
-                      <a:ext cx="5760720" cy="3752149"/>
+                      <a:ext cx="5760720" cy="3759830"/>
                     </a:xfrm>
                     <a:prstGeom prst="rect"/>
                   </pic:spPr>
@@ -3674,7 +3674,7 @@
       <w:r>
         <w:drawing>
           <wp:inline xmlns:a="http://schemas.openxmlformats.org/drawingml/2006/main" xmlns:pic="http://schemas.openxmlformats.org/drawingml/2006/picture">
-            <wp:extent cx="5760720" cy="3291291"/>
+            <wp:extent cx="5760720" cy="3298972"/>
             <wp:docPr id="10" name="Picture 10"/>
             <wp:cNvGraphicFramePr>
               <a:graphicFrameLocks noChangeAspect="1"/>
@@ -3695,7 +3695,7 @@
                   <pic:spPr>
                     <a:xfrm>
                       <a:off x="0" y="0"/>
-                      <a:ext cx="5760720" cy="3291291"/>
+                      <a:ext cx="5760720" cy="3298972"/>
                     </a:xfrm>
                     <a:prstGeom prst="rect"/>
                   </pic:spPr>
@@ -4530,7 +4530,7 @@
           <w:i w:val="0"/>
           <w:sz w:val="22"/>
         </w:rPr>
-        <w:t>Interaktiver Power-BI-Bericht mit einer Seite je Leitfrage. Für Interaktivität sorgen zwei geografische Deutschlandkarten (Bundeslandebene auf LF1, Kreisebene auf LF2; Blasengröße = Quote ohne HSA), auf jeder Seite Slicer (Bundesland, Ost/West, Stadt/Landkreis bzw. Stadtstaat/Flächenland), ein Einkommens-Schieberegler (LF9, Between-Modus) sowie Drilldown über die Region-Hierarchie (Land → Regierungsbezirk → Kreis). Alle Visuals cross-filtern sich gegenseitig; auf LF8 lässt sich der Stadtstaaten-Confounder per Slicer live entfernen, worauf die Korrelation ins Negative kippt.</w:t>
+        <w:t>Interaktiver Power-BI-Bericht mit einer Seite je Leitfrage. Für Interaktivität sorgen eine geografische Deutschlandkarte auf Kreisebene (LF2, Blasengröße = Quote ohne HSA), gezielt eingesetzte Slicer (Schuljahr auf LF1; Bundesland-Einzelauswahl auf LF5–LF7 und LF9), ein Einkommens-Schieberegler (LF9, Between-Modus) sowie Drilldown über die Region-Hierarchie (Land → Regierungsbezirk → Kreis). Die Visuals einer Seite cross-filtern sich; auf LF8 ist der Stadtstaaten-Confounder über die farbliche Trennung der Punkte (Stadtstaat vs. Flächenland) direkt ablesbar – ohne Stadtstaaten kippt die Korrelation ins Negative (im Text ausgewiesen).</w:t>
       </w:r>
     </w:p>
     <w:p>

--- a/Schulabschluss_DataStory_Dokumentation.docx
+++ b/Schulabschluss_DataStory_Dokumentation.docx
@@ -1128,7 +1128,7 @@
           <w:i w:val="0"/>
           <w:sz w:val="22"/>
         </w:rPr>
-        <w:t>Damit wir jede Leitfrage auf der jeweils richtigen Ebene beantworten können, steht hinter der Story ein dimensionales Sternschema (Kimball). Die Präsentations-Vision (S10) nennt vier konzeptionelle Kern-Fakten; physisch sind es fünf Fakttabellen (die Ausgaben zusätzlich nach Schulart) plus drei Hilfsfakttabellen (Bevölkerung als Nenner, berufliche Abgänge als Übergang, verfügbares Einkommen für die Ergebnis-Stufe), also insgesamt 8 Fakttabellen und 4 Dimensionen.</w:t>
+        <w:t>Damit wir jede Leitfrage auf der jeweils richtigen Ebene beantworten können, steht hinter der Story ein dimensionales Sternschema (Kimball). Die Präsentations-Vision (S10) nennt vier konzeptionelle Kern-Fakten; physisch sind es fünf Fakttabellen (die Ausgaben zusätzlich nach Schulart) plus drei Hilfsfakttabellen (Bevölkerung als Nenner, berufliche Abgänge als Übergang, verfügbares Einkommen für die Ergebnis-Stufe), also insgesamt 9 Fakttabellen und 4 Dimensionen.</w:t>
       </w:r>
     </w:p>
     <w:tbl>
@@ -1909,7 +1909,7 @@
           <w:i w:val="0"/>
           <w:sz w:val="22"/>
         </w:rPr>
-        <w:t>Die zentrale, über alle Prozesse konforme Dimension ist die Region: dim_region verbindet über den eindeutigen region_code alle acht Fakten als reines Sternschema (1:n, Single-Direction). Die Zeit ist aktiv nur an den Abgängen verknüpft, weil dies die einzige echte Mehrjahres-Analyse ist (Schuljahre 2022/23 und 2023/24); die übrigen Fakten sind Einzeljahr-Snapshots oder Mehrjahres-Durchschnitte. Den beiden Ausgaben-Tabellen und der Einkommenstabelle wurde ein region_code ergänzt (Name auf AGS), sodass alle Verknüpfungen als sauberes region_code → dim_region[region_code] (*:1) über den eindeutigen Schlüssel laufen, ohne Klartext-Namensschlüssel.</w:t>
+        <w:t>Die zentrale, über alle Prozesse konforme Dimension ist die Region: dim_region verbindet über den eindeutigen region_code alle neun Fakten als reines Sternschema (1:n, Single-Direction). Die Zeit ist aktiv nur an den Abgängen verknüpft, weil dies die einzige echte Mehrjahres-Analyse ist (Schuljahre 2022/23 und 2023/24); die übrigen Fakten sind Einzeljahr-Snapshots oder Mehrjahres-Durchschnitte. Den beiden Ausgaben-Tabellen und der Einkommenstabelle wurde ein region_code ergänzt (Name auf AGS), sodass alle Verknüpfungen als sauberes region_code → dim_region[region_code] (*:1) über den eindeutigen Schlüssel laufen, ohne Klartext-Namensschlüssel.</w:t>
       </w:r>
     </w:p>
     <w:p>
@@ -3204,13 +3204,13 @@
           <w:b/>
           <w:sz w:val="22"/>
         </w:rPr>
-        <w:t xml:space="preserve">Ergebnis (Fokus: abschlussvergebende Schulen): </w:t>
+        <w:t xml:space="preserve">Ergebnis (Antwort: wer stellt die Abgänge ohne Hauptschulabschluss?): </w:t>
       </w:r>
       <w:r>
         <w:rPr>
           <w:sz w:val="22"/>
         </w:rPr>
-        <w:t>Grundschulen vergeben keinen der hier untersuchten Abschlüsse – sie dominieren den Gesamtmix aber mit gut einem Drittel und verdecken so die eigentliche Verteilung. Klammert man sie aus (Basis: weiterführende, abschlussvergebende Schulen), dominieren die Gymnasien mit 40,0 %, gefolgt von integrierten Gesamtschulen (20,2 %), Realschulen (13,5 %), Schularten mit mehreren Bildungsgängen (9,7 %), Förderschulen (6,0 %) und Hauptschulen (5,9 %). Der Bericht zeigt beide Sichten nebeneinander (eigenes Measure ohne Grundschulen).</w:t>
+        <w:t>Die eigentliche Antwort liefert eine zweite, neu erschlossene offene Quelle (Destatis 21111-12 – Absolvierende/Abgehende nach Schulart und Abschlussart, Landesebene 2023): Von den 55.705 Abgängen ohne Hauptschulabschluss in Deutschland entfallen 41,9 % (23.324) auf Förderschulen, 21,5 % auf integrierte Gesamtschulen, 15,5 % auf Schularten mit mehreren Bildungsgängen und 12,7 % auf Hauptschulen – von Gymnasien (G8/G9) nur rund 3 %. Der Schulartmix prägt die Abschlussverteilung also massiv.</w:t>
       </w:r>
     </w:p>
     <w:p>
@@ -3262,7 +3262,7 @@
           <w:color w:val="666666"/>
           <w:sz w:val="18"/>
         </w:rPr>
-        <w:t>Abb. 6 (LF5): Berichtsseite LF5 – Schulartmix je Schulart (DE 2023): links der Gesamtmix, rechts die Sicht ohne Grundschulen (nur abschlussvergebende Schulen).</w:t>
+        <w:t>Abb. 6 (LF5): Berichtsseite LF5 – links die Zusammensetzung der Schülerschaft nach Schulart (Input, DE 2023), rechts welche Schulart die Abgänge ohne Hauptschulabschluss stellt (Antwort, Destatis 21111-12).</w:t>
       </w:r>
     </w:p>
     <w:p>
@@ -3277,7 +3277,7 @@
         <w:rPr>
           <w:sz w:val="22"/>
         </w:rPr>
-        <w:t>Erst die Fokus-Sicht macht die strukturelle Erklärung für die hohen Abiturquoten sichtbar: Vier von zehn Schülern der weiterführenden Schulen besuchen ein Gymnasium, weitere zwei von zehn eine integrierte Gesamtschule. Der starke Rückgang der klassischen Hauptschule (nur 5,9 %) zugunsten integrierter und mehrgliedriger Schulformen verschiebt die Abschlusswege. Der Schulartmix ist damit die INPUT-Seite, die die Abschlussstruktur prägt.</w:t>
+        <w:t>Erst die Kreuzung von Schulart und Abschlussart beantwortet die Leitfrage direkt: nicht die Größe einer Schulart entscheidet, sondern ihr Bildungsauftrag. Förderschulen und integrierte Gesamtschulen stellen zusammen rund zwei Drittel aller Abgänge ohne Hauptschulabschluss, während Gymnasien fast ausschließlich zur Hochschulreife führen. Die links gezeigte, gymnasiallastige Schülerstruktur ist die Input-Seite, die rechte Verteilung die tatsächliche Wirkung je Schulart.</w:t>
       </w:r>
     </w:p>
     <w:p>
@@ -3286,13 +3286,13 @@
           <w:b/>
           <w:sz w:val="22"/>
         </w:rPr>
-        <w:t xml:space="preserve">Warum so: </w:t>
+        <w:t xml:space="preserve">Warum so / Vorbehalt: </w:t>
       </w:r>
       <w:r>
         <w:rPr>
           <w:sz w:val="22"/>
         </w:rPr>
-        <w:t>Der Nenner des Anteils muss die Sammelkategorie 'Insgesamt' ausschließen, sonst zählt die Gesamtsumme doppelt und alle Anteile halbieren sich. Für die Fokus-Sicht schließt ein zweites Measure zusätzlich die Grundschulen aus dem Nenner aus, sodass sich die Anteile der abschlussvergebenden Schulen wieder zu 100 % addieren; beide Visuals filtern auf die nationale Ebene, um Mehrfachzählung zu vermeiden.</w:t>
+        <w:t>Die linke Sicht (Schüleranteil je Schulart) schließt im Nenner die Sammelkategorie 'Insgesamt' aus, sonst zählt die Gesamtsumme doppelt. Die rechte Antwort stammt aus einer separaten Fakttabelle (fact_abgaenge_schulart) und liegt nur auf Landesebene vor (keine Kreise); ihre Schulart-Kategorien (u. a. Gymnasien G8/G9, Förderschulen) folgen der Schulstatistik und sind nicht 1:1 mit der Schülerzahlen-Dimension. Der Ankerwert (Deutschland, ohne HSA, Summe über Schularten = 55.705) ist mit der übrigen Story konsistent.</w:t>
       </w:r>
     </w:p>
     <w:p>

--- a/Schulabschluss_DataStory_Dokumentation.docx
+++ b/Schulabschluss_DataStory_Dokumentation.docx
@@ -2980,7 +2980,7 @@
       <w:r>
         <w:drawing>
           <wp:inline xmlns:a="http://schemas.openxmlformats.org/drawingml/2006/main" xmlns:pic="http://schemas.openxmlformats.org/drawingml/2006/picture">
-            <wp:extent cx="5760720" cy="3759830"/>
+            <wp:extent cx="5760720" cy="3364260"/>
             <wp:docPr id="4" name="Picture 4"/>
             <wp:cNvGraphicFramePr>
               <a:graphicFrameLocks noChangeAspect="1"/>
@@ -3001,7 +3001,7 @@
                   <pic:spPr>
                     <a:xfrm>
                       <a:off x="0" y="0"/>
-                      <a:ext cx="5760720" cy="3759830"/>
+                      <a:ext cx="5760720" cy="3364260"/>
                     </a:xfrm>
                     <a:prstGeom prst="rect"/>
                   </pic:spPr>

--- a/Schulabschluss_DataStory_Dokumentation.docx
+++ b/Schulabschluss_DataStory_Dokumentation.docx
@@ -3098,7 +3098,7 @@
       <w:r>
         <w:drawing>
           <wp:inline xmlns:a="http://schemas.openxmlformats.org/drawingml/2006/main" xmlns:pic="http://schemas.openxmlformats.org/drawingml/2006/picture">
-            <wp:extent cx="5760720" cy="3763670"/>
+            <wp:extent cx="5760720" cy="3184788"/>
             <wp:docPr id="5" name="Picture 5"/>
             <wp:cNvGraphicFramePr>
               <a:graphicFrameLocks noChangeAspect="1"/>
@@ -3119,7 +3119,7 @@
                   <pic:spPr>
                     <a:xfrm>
                       <a:off x="0" y="0"/>
-                      <a:ext cx="5760720" cy="3763670"/>
+                      <a:ext cx="5760720" cy="3184788"/>
                     </a:xfrm>
                     <a:prstGeom prst="rect"/>
                   </pic:spPr>
@@ -3140,7 +3140,7 @@
           <w:color w:val="666666"/>
           <w:sz w:val="18"/>
         </w:rPr>
-        <w:t>Abb. 5 (LF4): Berichtsseite LF4 – Geschlechtergefälle ohne HSA und beim Abitur (DE 2023).</w:t>
+        <w:t>Abb. 5 (LF4): Berichtsseite LF4 – Abweichung zwischen den Geschlechtern (ohne HSA 2,6 pp, Abitur 7,8 pp) mit Bundesland-Filter (Standard: Deutschland).</w:t>
       </w:r>
     </w:p>
     <w:p>
@@ -3155,7 +3155,7 @@
         <w:rPr>
           <w:sz w:val="22"/>
         </w:rPr>
-        <w:t>Das Geschlecht wirkt an beiden Enden der Verteilung. Jungen sind am unteren Ende überrepräsentiert, Mädchen am oberen. Das ist ein struktureller, kein regionaler Effekt und tritt über alle Länder hinweg auf.</w:t>
+        <w:t>Das Geschlecht wirkt an beiden Enden der Verteilung. Jungen sind am unteren Ende überrepräsentiert, Mädchen am oberen. Das ist ein struktureller, kein regionaler Effekt und tritt über alle Länder hinweg auf. Über den Bundesland-Filter der Seite lässt sich das je Land nachvollziehen: die Abweichung ohne HSA reicht von 1,6 pp (Saarland) bis 4,8 pp (Sachsen-Anhalt), die Richtung bleibt überall gleich.</w:t>
       </w:r>
     </w:p>
     <w:p>

--- a/Schulabschluss_DataStory_Dokumentation.docx
+++ b/Schulabschluss_DataStory_Dokumentation.docx
@@ -3262,7 +3262,7 @@
           <w:color w:val="666666"/>
           <w:sz w:val="18"/>
         </w:rPr>
-        <w:t>Abb. 6 (LF5): Berichtsseite LF5 – links die Zusammensetzung der Schülerschaft nach Schulart (Input, DE 2023), rechts welche Schulart die Abgänge ohne Hauptschulabschluss stellt (Antwort, Destatis 21111-12).</w:t>
+        <w:t>Abb. 6 (LF5): Berichtsseite LF5 – links die Zusammensetzung der Schülerschaft nach Schulart (Input, DE 2023), rechts welche Schulart die Abgänge ohne Hauptschulabschluss stellt (Antwort, Destatis 21111-12; rechtes Diagramm je Bundesland filterbar, linkes bleibt bundesweit).</w:t>
       </w:r>
     </w:p>
     <w:p>
@@ -3277,7 +3277,7 @@
         <w:rPr>
           <w:sz w:val="22"/>
         </w:rPr>
-        <w:t>Erst die Kreuzung von Schulart und Abschlussart beantwortet die Leitfrage direkt: nicht die Größe einer Schulart entscheidet, sondern ihr Bildungsauftrag. Förderschulen und integrierte Gesamtschulen stellen zusammen rund zwei Drittel aller Abgänge ohne Hauptschulabschluss, während Gymnasien fast ausschließlich zur Hochschulreife führen. Die links gezeigte, gymnasiallastige Schülerstruktur ist die Input-Seite, die rechte Verteilung die tatsächliche Wirkung je Schulart.</w:t>
+        <w:t>Erst die Kreuzung von Schulart und Abschlussart beantwortet die Leitfrage direkt: nicht die Größe einer Schulart entscheidet, sondern ihr Bildungsauftrag. Förderschulen und integrierte Gesamtschulen stellen zusammen rund zwei Drittel aller Abgänge ohne Hauptschulabschluss, während Gymnasien fast ausschließlich zur Hochschulreife führen. Die links gezeigte, gymnasiallastige Schülerstruktur ist die Input-Seite, die rechte Verteilung die tatsächliche Wirkung je Schulart. Ein Bundesland-Filter wirkt bewusst nur auf das rechte Diagramm – so lässt sich die Schulart-Struktur der Abgänge ohne HSA je Land betrachten (z. B. Bayern mit deutlich stärkerer Hauptschul-Komponente), während links die bundesweite Schülerstruktur als feste Referenz bestehen bleibt (die Schülerzahlen-Quelle liegt nur für Deutschland vor).</w:t>
       </w:r>
     </w:p>
     <w:p>

--- a/Schulabschluss_DataStory_Dokumentation.docx
+++ b/Schulabschluss_DataStory_Dokumentation.docx
@@ -3674,7 +3674,7 @@
       <w:r>
         <w:drawing>
           <wp:inline xmlns:a="http://schemas.openxmlformats.org/drawingml/2006/main" xmlns:pic="http://schemas.openxmlformats.org/drawingml/2006/picture">
-            <wp:extent cx="5760720" cy="3298972"/>
+            <wp:extent cx="5760720" cy="3184788"/>
             <wp:docPr id="10" name="Picture 10"/>
             <wp:cNvGraphicFramePr>
               <a:graphicFrameLocks noChangeAspect="1"/>
@@ -3695,7 +3695,7 @@
                   <pic:spPr>
                     <a:xfrm>
                       <a:off x="0" y="0"/>
-                      <a:ext cx="5760720" cy="3298972"/>
+                      <a:ext cx="5760720" cy="3184788"/>
                     </a:xfrm>
                     <a:prstGeom prst="rect"/>
                   </pic:spPr>
@@ -3716,7 +3716,7 @@
           <w:color w:val="666666"/>
           <w:sz w:val="18"/>
         </w:rPr>
-        <w:t>Abb. 10 (LF9): Berichtsseite LF9 – Bildungsrisiko × Jugendarbeitslosigkeit je Kreis und dreidimensionales Risiko-Score-Ranking (inkl. Einkommen); Spitze: Gelsenkirchen (rund 8,1). Interaktiv filterbar über einen Bundesland-Slicer und einen Einkommens-Schieberegler.</w:t>
+        <w:t>Abb. 10 (LF9): Berichtsseite LF9 – Bildungsrisiko × Jugendarbeitslosigkeit je Kreis und dreidimensionales Risiko-Score-Ranking (inkl. verfügbarem Einkommen je Einwohner); Spitze: Gelsenkirchen (rund 8,1). Punktdiagramm (Verteilung), Ranking-Tabelle und ein Balkendiagramm der höchsten Risiko-Kreise; interaktiv filterbar über einen Bundesland-Slicer und einen Schieberegler für das verfügbare Einkommen.</w:t>
       </w:r>
     </w:p>
     <w:p>
@@ -3731,7 +3731,7 @@
         <w:rPr>
           <w:sz w:val="22"/>
         </w:rPr>
-        <w:t>Die drei Merkmale ballen sich in denselben Kreisen: strukturschwache Städte und Kreise im Ruhrgebiet, in Rheinland-Pfalz, Sachsen-Anhalt und an der Unterweser. Niedriges Einkommen korreliert erwartungsgemäß mit hohem Bildungsrisiko (r = −0,49) und hoher Jugendarbeitslosigkeit (r = −0,59); die Merkmale zeigen also in dieselbe Richtung. Mit der Einkommensdimension rückt Gelsenkirchen (verfügbares Einkommen nur rund 17.900 € je Einwohner) an die Spitze, und Bremerhaven kommt neu in die Spitzengruppe. Diese Kreise sind konkrete Kandidaten für gezielte Förderung.</w:t>
+        <w:t>Die drei Merkmale ballen sich in denselben Kreisen: strukturschwache Städte und Kreise im Ruhrgebiet, in Rheinland-Pfalz, Sachsen-Anhalt und an der Unterweser. Niedriges Einkommen korreliert erwartungsgemäß mit hohem Bildungsrisiko (r = −0,49) und hoher Jugendarbeitslosigkeit (r = −0,59); die Merkmale zeigen also in dieselbe Richtung. Mit der Einkommensdimension rückt Gelsenkirchen (verfügbares Einkommen nur rund 17.900 Euro je Einwohner) an die Spitze, und Bremerhaven kommt neu in die Spitzengruppe. Diese Kreise sind konkrete Kandidaten für gezielte Förderung.</w:t>
       </w:r>
     </w:p>
     <w:p>

--- a/Schulabschluss_DataStory_Dokumentation.docx
+++ b/Schulabschluss_DataStory_Dokumentation.docx
@@ -3765,6 +3765,113 @@
       </w:r>
     </w:p>
     <w:p>
+      <w:r>
+        <w:rPr>
+          <w:b/>
+          <w:i w:val="0"/>
+          <w:sz w:val="22"/>
+        </w:rPr>
+        <w:t>Übergang: Was leisten die beruflichen Schulen?</w:t>
+      </w:r>
+    </w:p>
+    <w:p>
+      <w:r>
+        <w:rPr>
+          <w:b/>
+          <w:sz w:val="22"/>
+        </w:rPr>
+        <w:t xml:space="preserve">Ergebnis: </w:t>
+      </w:r>
+      <w:r>
+        <w:rPr>
+          <w:sz w:val="22"/>
+        </w:rPr>
+        <w:t>Die Übergangsstufe zeigt eine gute Nachricht: Berufliche Schulen wirken als Aufstiegspfad. Ein großer Teil der Abgängerinnen und Abgänger erreicht dort einen mittleren Abschluss, die Fachhochschulreife oder sogar die allgemeine Hochschulreife und eben nicht nur den Hauptschulabschluss.</w:t>
+      </w:r>
+    </w:p>
+    <w:p>
+      <w:pPr>
+        <w:jc w:val="center"/>
+      </w:pPr>
+      <w:r>
+        <w:drawing>
+          <wp:inline xmlns:a="http://schemas.openxmlformats.org/drawingml/2006/main" xmlns:pic="http://schemas.openxmlformats.org/drawingml/2006/picture">
+            <wp:extent cx="5760720" cy="3083312"/>
+            <wp:docPr id="11" name="Picture 11"/>
+            <wp:cNvGraphicFramePr>
+              <a:graphicFrameLocks noChangeAspect="1"/>
+            </wp:cNvGraphicFramePr>
+            <a:graphic>
+              <a:graphicData uri="http://schemas.openxmlformats.org/drawingml/2006/picture">
+                <pic:pic>
+                  <pic:nvPicPr>
+                    <pic:cNvPr id="0" name="pbi_uebergang.png"/>
+                    <pic:cNvPicPr/>
+                  </pic:nvPicPr>
+                  <pic:blipFill>
+                    <a:blip r:embed="rId19"/>
+                    <a:stretch>
+                      <a:fillRect/>
+                    </a:stretch>
+                  </pic:blipFill>
+                  <pic:spPr>
+                    <a:xfrm>
+                      <a:off x="0" y="0"/>
+                      <a:ext cx="5760720" cy="3083312"/>
+                    </a:xfrm>
+                    <a:prstGeom prst="rect"/>
+                  </pic:spPr>
+                </pic:pic>
+              </a:graphicData>
+            </a:graphic>
+          </wp:inline>
+        </w:drawing>
+      </w:r>
+    </w:p>
+    <w:p>
+      <w:pPr>
+        <w:jc w:val="center"/>
+      </w:pPr>
+      <w:r>
+        <w:rPr>
+          <w:i/>
+          <w:color w:val="666666"/>
+          <w:sz w:val="18"/>
+        </w:rPr>
+        <w:t>Abb. 11 (Übergang): Eigene Berichtsseite mit der beruflichen Abschlussverteilung je Bundesland (2023) als zu 100 Prozent gestapelte Säule. Die vier Abschlussarten summieren sich sauber auf die Gesamtzahl (keine versteckte Restkategorie); die Farben laufen aufsteigend nach Abschlusshöhe.</w:t>
+      </w:r>
+    </w:p>
+    <w:p>
+      <w:r>
+        <w:rPr>
+          <w:b/>
+          <w:sz w:val="22"/>
+        </w:rPr>
+        <w:t xml:space="preserve">Interpretation: </w:t>
+      </w:r>
+      <w:r>
+        <w:rPr>
+          <w:sz w:val="22"/>
+        </w:rPr>
+        <w:t>Der Abschlussmix fällt je Bundesland deutlich unterschiedlich aus. In einigen Ländern erreichen an beruflichen Schulen überdurchschnittlich viele die Fachhochschulreife oder die allgemeine Hochschulreife, in anderen überwiegen die mittleren Abschlüsse. Weil die Darstellung auf 100 Prozent normiert ist, zeigt sie den Mix unabhängig von der Größe des Landes und macht die Länder direkt vergleichbar.</w:t>
+      </w:r>
+    </w:p>
+    <w:p>
+      <w:r>
+        <w:rPr>
+          <w:b/>
+          <w:sz w:val="22"/>
+        </w:rPr>
+        <w:t xml:space="preserve">Warum so: </w:t>
+      </w:r>
+      <w:r>
+        <w:rPr>
+          <w:sz w:val="22"/>
+        </w:rPr>
+        <w:t>Wir nutzen die Tabelle der Regionalstatistik zu Absolventen und Abgängern beruflicher Schulen nach Abschlussart (21121) und filtern bewusst auf die Landesebene, weil die Quelle auch Kreis-, Regierungsbezirks- und Bundeswerte enthält; ohne diesen Filter würden sich die Ebenen doppelt zählen.</w:t>
+      </w:r>
+    </w:p>
+    <w:p>
       <w:pPr>
         <w:pStyle w:val="Heading1"/>
       </w:pPr>
@@ -4641,7 +4748,7 @@
         <w:drawing>
           <wp:inline xmlns:a="http://schemas.openxmlformats.org/drawingml/2006/main" xmlns:pic="http://schemas.openxmlformats.org/drawingml/2006/picture">
             <wp:extent cx="5852160" cy="3929138"/>
-            <wp:docPr id="11" name="Picture 11"/>
+            <wp:docPr id="12" name="Picture 12"/>
             <wp:cNvGraphicFramePr>
               <a:graphicFrameLocks noChangeAspect="1"/>
             </wp:cNvGraphicFramePr>
@@ -4653,7 +4760,7 @@
                     <pic:cNvPicPr/>
                   </pic:nvPicPr>
                   <pic:blipFill>
-                    <a:blip r:embed="rId19"/>
+                    <a:blip r:embed="rId20"/>
                     <a:stretch>
                       <a:fillRect/>
                     </a:stretch>

--- a/Schulabschluss_DataStory_Dokumentation.docx
+++ b/Schulabschluss_DataStory_Dokumentation.docx
@@ -1059,7 +1059,7 @@
           <w:i w:val="0"/>
           <w:sz w:val="22"/>
         </w:rPr>
-        <w:t>Power Query (M) lädt die offenen Rohdateien direkt (Windows-1252-CSV der Regionalstatistik und die Destatis-XLSX) und führt sämtliche Aufbereitungsschritte im Modell aus – es gibt keine vorgelagerte Bereinigung außerhalb des BI-Werkzeugs. Die wichtigsten Transformationen:</w:t>
+        <w:t>Power Query (M) lädt die offenen Rohdateien direkt (Windows-1252-CSV der Regionalstatistik und die Destatis-XLSX) und führt sämtliche Aufbereitungsschritte im Modell aus; es gibt keine vorgelagerte Bereinigung außerhalb des BI-Werkzeugs. Die wichtigsten Transformationen:</w:t>
       </w:r>
     </w:p>
     <w:p>
@@ -2766,7 +2766,7 @@
       <w:r>
         <w:drawing>
           <wp:inline xmlns:a="http://schemas.openxmlformats.org/drawingml/2006/main" xmlns:pic="http://schemas.openxmlformats.org/drawingml/2006/picture">
-            <wp:extent cx="5760720" cy="3763670"/>
+            <wp:extent cx="5760720" cy="3184788"/>
             <wp:docPr id="2" name="Picture 2"/>
             <wp:cNvGraphicFramePr>
               <a:graphicFrameLocks noChangeAspect="1"/>
@@ -2787,7 +2787,7 @@
                   <pic:spPr>
                     <a:xfrm>
                       <a:off x="0" y="0"/>
-                      <a:ext cx="5760720" cy="3763670"/>
+                      <a:ext cx="5760720" cy="3184788"/>
                     </a:xfrm>
                     <a:prstGeom prst="rect"/>
                   </pic:spPr>
@@ -2838,7 +2838,7 @@
         <w:rPr>
           <w:sz w:val="22"/>
         </w:rPr>
-        <w:t>Wir zeigen bewusst beide Schuljahre, weil erst der Vergleich den Trend sichtbar macht; genau dafür ist die Zeitdimension aktiv an den Abgängen verknüpft. Die Bundeslandebene beantwortet aber nur den Rahmen, nicht das ganze Bild – das führt direkt zu LF2 und LF3.</w:t>
+        <w:t>Wir zeigen bewusst beide Schuljahre, weil erst der Vergleich den Trend sichtbar macht; genau dafür ist die Zeitdimension aktiv an den Abgängen verknüpft. Die Bundeslandebene beantwortet aber nur den Rahmen, nicht das ganze Bild; das führt direkt zu LF2 und LF3.</w:t>
       </w:r>
     </w:p>
     <w:p>
@@ -2873,7 +2873,7 @@
       <w:r>
         <w:drawing>
           <wp:inline xmlns:a="http://schemas.openxmlformats.org/drawingml/2006/main" xmlns:pic="http://schemas.openxmlformats.org/drawingml/2006/picture">
-            <wp:extent cx="5760720" cy="3298972"/>
+            <wp:extent cx="5760720" cy="3184788"/>
             <wp:docPr id="3" name="Picture 3"/>
             <wp:cNvGraphicFramePr>
               <a:graphicFrameLocks noChangeAspect="1"/>
@@ -2894,7 +2894,7 @@
                   <pic:spPr>
                     <a:xfrm>
                       <a:off x="0" y="0"/>
-                      <a:ext cx="5760720" cy="3298972"/>
+                      <a:ext cx="5760720" cy="3184788"/>
                     </a:xfrm>
                     <a:prstGeom prst="rect"/>
                   </pic:spPr>
@@ -2980,7 +2980,7 @@
       <w:r>
         <w:drawing>
           <wp:inline xmlns:a="http://schemas.openxmlformats.org/drawingml/2006/main" xmlns:pic="http://schemas.openxmlformats.org/drawingml/2006/picture">
-            <wp:extent cx="5760720" cy="3364260"/>
+            <wp:extent cx="5760720" cy="3184788"/>
             <wp:docPr id="4" name="Picture 4"/>
             <wp:cNvGraphicFramePr>
               <a:graphicFrameLocks noChangeAspect="1"/>
@@ -3001,7 +3001,7 @@
                   <pic:spPr>
                     <a:xfrm>
                       <a:off x="0" y="0"/>
-                      <a:ext cx="5760720" cy="3364260"/>
+                      <a:ext cx="5760720" cy="3184788"/>
                     </a:xfrm>
                     <a:prstGeom prst="rect"/>
                   </pic:spPr>
@@ -3210,7 +3210,7 @@
         <w:rPr>
           <w:sz w:val="22"/>
         </w:rPr>
-        <w:t>Die eigentliche Antwort liefert eine zweite, neu erschlossene offene Quelle (Destatis 21111-12 – Absolvierende/Abgehende nach Schulart und Abschlussart, Landesebene 2023): Von den 55.705 Abgängen ohne Hauptschulabschluss in Deutschland entfallen 41,9 % (23.324) auf Förderschulen, 21,5 % auf integrierte Gesamtschulen, 15,5 % auf Schularten mit mehreren Bildungsgängen und 12,7 % auf Hauptschulen – von Gymnasien (G8/G9) nur rund 3 %. Der Schulartmix prägt die Abschlussverteilung also massiv.</w:t>
+        <w:t>Die eigentliche Antwort liefert eine zweite, neu erschlossene offene Quelle (Destatis 21111-12: Absolvierende/Abgehende nach Schulart und Abschlussart, Landesebene 2023): Von den 55.705 Abgängen ohne Hauptschulabschluss in Deutschland entfallen 41,9 % (23.324) auf Förderschulen, 21,5 % auf integrierte Gesamtschulen, 15,5 % auf Schularten mit mehreren Bildungsgängen und 12,7 % auf Hauptschulen, von Gymnasien (G8/G9) nur rund 3 %. Der Schulartmix prägt die Abschlussverteilung also massiv.</w:t>
       </w:r>
     </w:p>
     <w:p>
@@ -3220,7 +3220,7 @@
       <w:r>
         <w:drawing>
           <wp:inline xmlns:a="http://schemas.openxmlformats.org/drawingml/2006/main" xmlns:pic="http://schemas.openxmlformats.org/drawingml/2006/picture">
-            <wp:extent cx="5760720" cy="3298972"/>
+            <wp:extent cx="5760720" cy="3184788"/>
             <wp:docPr id="6" name="Picture 6"/>
             <wp:cNvGraphicFramePr>
               <a:graphicFrameLocks noChangeAspect="1"/>
@@ -3241,7 +3241,7 @@
                   <pic:spPr>
                     <a:xfrm>
                       <a:off x="0" y="0"/>
-                      <a:ext cx="5760720" cy="3298972"/>
+                      <a:ext cx="5760720" cy="3184788"/>
                     </a:xfrm>
                     <a:prstGeom prst="rect"/>
                   </pic:spPr>
@@ -3277,7 +3277,7 @@
         <w:rPr>
           <w:sz w:val="22"/>
         </w:rPr>
-        <w:t>Erst die Kreuzung von Schulart und Abschlussart beantwortet die Leitfrage direkt: nicht die Größe einer Schulart entscheidet, sondern ihr Bildungsauftrag. Förderschulen und integrierte Gesamtschulen stellen zusammen rund zwei Drittel aller Abgänge ohne Hauptschulabschluss, während Gymnasien fast ausschließlich zur Hochschulreife führen. Die links gezeigte, gymnasiallastige Schülerstruktur ist die Input-Seite, die rechte Verteilung die tatsächliche Wirkung je Schulart. Ein Bundesland-Filter wirkt bewusst nur auf das rechte Diagramm – so lässt sich die Schulart-Struktur der Abgänge ohne HSA je Land betrachten (z. B. Bayern mit deutlich stärkerer Hauptschul-Komponente), während links die bundesweite Schülerstruktur als feste Referenz bestehen bleibt (die Schülerzahlen-Quelle liegt nur für Deutschland vor).</w:t>
+        <w:t>Erst die Kreuzung von Schulart und Abschlussart beantwortet die Leitfrage direkt: nicht die Größe einer Schulart entscheidet, sondern ihr Bildungsauftrag. Förderschulen und integrierte Gesamtschulen stellen zusammen rund zwei Drittel aller Abgänge ohne Hauptschulabschluss, während Gymnasien fast ausschließlich zur Hochschulreife führen. Die links gezeigte, gymnasiallastige Schülerstruktur ist die Input-Seite, die rechte Verteilung die tatsächliche Wirkung je Schulart. Ein Bundesland-Filter wirkt bewusst nur auf das rechte Diagramm, so lässt sich die Schulart-Struktur der Abgänge ohne HSA je Land betrachten (z. B. Bayern mit deutlich stärkerer Hauptschul-Komponente), während links die bundesweite Schülerstruktur als feste Referenz bestehen bleibt (die Schülerzahlen-Quelle liegt nur für Deutschland vor).</w:t>
       </w:r>
     </w:p>
     <w:p>
@@ -3327,7 +3327,7 @@
       <w:r>
         <w:drawing>
           <wp:inline xmlns:a="http://schemas.openxmlformats.org/drawingml/2006/main" xmlns:pic="http://schemas.openxmlformats.org/drawingml/2006/picture">
-            <wp:extent cx="5760720" cy="3314334"/>
+            <wp:extent cx="5760720" cy="3184788"/>
             <wp:docPr id="7" name="Picture 7"/>
             <wp:cNvGraphicFramePr>
               <a:graphicFrameLocks noChangeAspect="1"/>
@@ -3348,7 +3348,7 @@
                   <pic:spPr>
                     <a:xfrm>
                       <a:off x="0" y="0"/>
-                      <a:ext cx="5760720" cy="3314334"/>
+                      <a:ext cx="5760720" cy="3184788"/>
                     </a:xfrm>
                     <a:prstGeom prst="rect"/>
                   </pic:spPr>
@@ -3399,7 +3399,7 @@
         <w:rPr>
           <w:sz w:val="22"/>
         </w:rPr>
-        <w:t>Als Bezugsgröße nutzen wir die Bevölkerung der 15- bis 18-Jährigen aus der Hilfsfakttabelle, gepinnt auf 2023. Die methodische Kernbotschaft von LF6 ist bewusst gewählt: Die Bezugsgröße entscheidet über die Aussage – ein Muster, das für die spätere Interpretation von LF8 wichtig ist.</w:t>
+        <w:t>Als Bezugsgröße nutzen wir die Bevölkerung der 15- bis 18-Jährigen aus der Hilfsfakttabelle, gepinnt auf 2023. Die methodische Kernbotschaft von LF6 ist bewusst gewählt: Die Bezugsgröße entscheidet über die Aussage, ein Muster, das für die spätere Interpretation von LF8 wichtig ist.</w:t>
       </w:r>
     </w:p>
     <w:p>
@@ -3445,7 +3445,7 @@
       <w:r>
         <w:drawing>
           <wp:inline xmlns:a="http://schemas.openxmlformats.org/drawingml/2006/main" xmlns:pic="http://schemas.openxmlformats.org/drawingml/2006/picture">
-            <wp:extent cx="5760720" cy="3587008"/>
+            <wp:extent cx="5760720" cy="3184788"/>
             <wp:docPr id="8" name="Picture 8"/>
             <wp:cNvGraphicFramePr>
               <a:graphicFrameLocks noChangeAspect="1"/>
@@ -3466,7 +3466,7 @@
                   <pic:spPr>
                     <a:xfrm>
                       <a:off x="0" y="0"/>
-                      <a:ext cx="5760720" cy="3587008"/>
+                      <a:ext cx="5760720" cy="3184788"/>
                     </a:xfrm>
                     <a:prstGeom prst="rect"/>
                   </pic:spPr>
@@ -3609,7 +3609,7 @@
         <w:rPr>
           <w:sz w:val="22"/>
         </w:rPr>
-        <w:t>Dieser Eindruck ist ein Stadtstaaten-Artefakt. Berlin, Hamburg und Bremen verbinden struktur- und stadtbedingt hohe Ausgaben mit hohen Abiturquoten und ziehen die Trendlinie nach oben. Nimmt man die drei Stadtstaaten heraus, dreht der Zusammenhang unter den 13 Flächenländern ins Negative (r = −0,36) und ist nicht mehr signifikant. Wir haben die Punkte deshalb im Live-Visual nach Stadtstaat und Flächenland eingefärbt und einen Stadtstaat/Flächenland-Slicer ergänzt: Blendet man die drei Stadtstaaten aus, kippt die Trendlinie im Bericht unmittelbar sichtbar ins Negative. Beide Achsen sind über getrennte Jahresfilter fest auf 2023 gepinnt – einen für die Ausgaben-Quelle (die die Jahre 2010–2024 enthält) und einen für die Abgänge-Quelle (2022/2023); da nur letztere an der Zeit-Dimension hängt, sind zwei Filter nötig und nicht redundant.</w:t>
+        <w:t>Dieser Eindruck ist ein Stadtstaaten-Artefakt. Berlin, Hamburg und Bremen verbinden struktur- und stadtbedingt hohe Ausgaben mit hohen Abiturquoten und ziehen die Trendlinie nach oben. Nimmt man die drei Stadtstaaten heraus, dreht der Zusammenhang unter den 13 Flächenländern ins Negative (r = −0,36) und ist nicht mehr signifikant. Wir haben die Punkte deshalb im Live-Visual nach Stadtstaat und Flächenland eingefärbt und einen Stadtstaat/Flächenland-Slicer ergänzt: Blendet man die drei Stadtstaaten aus, kippt die Trendlinie im Bericht unmittelbar sichtbar ins Negative. Beide Achsen sind über getrennte Jahresfilter fest auf 2023 gepinnt, einen für die Ausgaben-Quelle (die die Jahre 2010–2024 enthält) und einen für die Abgänge-Quelle (2022/2023); da nur letztere an der Zeit-Dimension hängt, sind zwei Filter nötig und nicht redundant.</w:t>
       </w:r>
     </w:p>
     <w:p>
@@ -3618,7 +3618,7 @@
           <w:b/>
           <w:sz w:val="22"/>
         </w:rPr>
-        <w:t xml:space="preserve">Womit wir das belegen – und womit nicht: </w:t>
+        <w:t xml:space="preserve">Womit wir das belegen, und womit nicht: </w:t>
       </w:r>
       <w:r>
         <w:rPr>
@@ -3639,7 +3639,7 @@
         <w:rPr>
           <w:sz w:val="22"/>
         </w:rPr>
-        <w:t>Ein ehrlich ausgewiesenes Nicht-Ergebnis ist selbst ein Ergebnis. LF8 widerlegt eine naheliegende, aber falsche These und schärft den Blick dafür, dass Bildungserfolg weniger an der reinen Ausgabenhöhe hängt als an den lokalen Strukturen – die Brücke zu LF9.</w:t>
+        <w:t>Ein ehrlich ausgewiesenes Nicht-Ergebnis ist selbst ein Ergebnis. LF8 widerlegt eine naheliegende, aber falsche These und schärft den Blick dafür, dass Bildungserfolg weniger an der reinen Ausgabenhöhe hängt als an den lokalen Strukturen; das ist die Brücke zu LF9.</w:t>
       </w:r>
     </w:p>
     <w:p>
@@ -3761,7 +3761,7 @@
         <w:rPr>
           <w:sz w:val="22"/>
         </w:rPr>
-        <w:t>Die Datenstände unterscheiden sich (ohne HSA 2023, Jugend-ALQ 2025, Einkommen 2021, da dies die aktuellste VGRdL-Veröffentlichung ist). Der Score ist deshalb als Strukturindikator zu lesen, nicht als tagesaktuelle Momentaufnahme. Der Kern-Zusammenhang Bildungsrisiko und Jugendarbeitslosigkeit ist über alle 398 Kreise hoch signifikant (r = +0,58, p &lt; 0,001, 95%-Intervall +0,51 bis +0,64) und – anders als bei LF8 mit nur 16 Ländern – durch die große Kreiszahl eng geschätzt. Auch hier gilt jedoch: ein statistischer Zusammenhang ist kein Kausalnachweis.</w:t>
+        <w:t>Die Datenstände unterscheiden sich (ohne HSA 2023, Jugend-ALQ 2025, Einkommen 2021, da dies die aktuellste VGRdL-Veröffentlichung ist). Der Score ist deshalb als Strukturindikator zu lesen, nicht als tagesaktuelle Momentaufnahme. Der Kern-Zusammenhang Bildungsrisiko und Jugendarbeitslosigkeit ist über alle 398 Kreise hoch signifikant (r = +0,58, p &lt; 0,001, 95%-Intervall +0,51 bis +0,64) und, anders als bei LF8 mit nur 16 Ländern, durch die große Kreiszahl eng geschätzt. Auch hier gilt jedoch: ein statistischer Zusammenhang ist kein Kausalnachweis.</w:t>
       </w:r>
     </w:p>
     <w:p>
@@ -4433,7 +4433,7 @@
         <w:rPr>
           <w:sz w:val="22"/>
         </w:rPr>
-        <w:t>Alle Auswertungen liegen auf Gebietsebene (Bundesland bzw. Kreis) vor. Ein Zusammenhang zwischen Regionen darf nicht auf Einzelpersonen übertragen werden – dass in einkommensschwächeren Kreisen mehr Jugendliche ohne Abschluss bleiben, ist eine Aussage über Kreise, nicht über einzelne Schülerinnen und Schüler (ökologischer Fehlschluss). Der Risiko-Score (LF9) ist bewusst als regionaler Strukturindikator formuliert, nicht als individuelle Prognose. Aggregatzusammenhänge können sich auf Individualebene abschwächen oder umkehren (Simpson-Paradoxon) – genau das zeigt LF8 mit den Stadtstaaten.</w:t>
+        <w:t>Alle Auswertungen liegen auf Gebietsebene (Bundesland bzw. Kreis) vor. Ein Zusammenhang zwischen Regionen darf nicht auf Einzelpersonen übertragen werden; dass in einkommensschwächeren Kreisen mehr Jugendliche ohne Abschluss bleiben, ist eine Aussage über Kreise, nicht über einzelne Schülerinnen und Schüler (ökologischer Fehlschluss). Der Risiko-Score (LF9) ist bewusst als regionaler Strukturindikator formuliert, nicht als individuelle Prognose. Aggregatzusammenhänge können sich auf Individualebene abschwächen oder umkehren (Simpson-Paradoxon) – genau das zeigt LF8 mit den Stadtstaaten.</w:t>
       </w:r>
     </w:p>
     <w:p>
